--- a/Credit List.docx
+++ b/Credit List.docx
@@ -541,6 +541,133 @@
       <w:r>
         <w:t xml:space="preserve"> as an additional mask. Hopefully now all displaying properly. </w:t>
       </w:r>
+    </w:p>
+    <w:p>
+      <w:pPr>
+        <w:rPr>
+          <w:b/>
+        </w:rPr>
+      </w:pPr>
+      <w:r>
+        <w:rPr>
+          <w:b/>
+        </w:rPr>
+        <w:t>Intersex Mod and Influence:</w:t>
+      </w:r>
+    </w:p>
+    <w:p>
+      <w:pPr>
+        <w:rPr>
+          <w:b/>
+          <w:i/>
+        </w:rPr>
+      </w:pPr>
+      <w:r>
+        <w:rPr>
+          <w:b/>
+          <w:i/>
+        </w:rPr>
+        <w:t>Bingle</w:t>
+      </w:r>
+    </w:p>
+    <w:p>
+      <w:proofErr w:type="spellStart"/>
+      <w:r>
+        <w:rPr>
+          <w:b/>
+          <w:bCs/>
+        </w:rPr>
+        <w:t>Chimerism</w:t>
+      </w:r>
+      <w:proofErr w:type="spellEnd"/>
+      <w:r>
+        <w:rPr>
+          <w:b/>
+          <w:bCs/>
+        </w:rPr>
+        <w:t>:</w:t>
+      </w:r>
+      <w:r>
+        <w:t xml:space="preserve"> two embryos fuse together while still in the womb. This leads to two sets of DNA in one cat. </w:t>
+      </w:r>
+    </w:p>
+    <w:p>
+      <w:r>
+        <w:rPr>
+          <w:b/>
+          <w:bCs/>
+        </w:rPr>
+        <w:t>Mosaicism:</w:t>
+      </w:r>
+      <w:r>
+        <w:rPr>
+          <w:b/>
+          <w:bCs/>
+        </w:rPr>
+        <w:t xml:space="preserve"> </w:t>
+      </w:r>
+      <w:r>
+        <w:t>two genotypes develop from one set of DNA. For this one, technically all Calico/</w:t>
+      </w:r>
+      <w:proofErr w:type="spellStart"/>
+      <w:r>
+        <w:t>Tortie</w:t>
+      </w:r>
+      <w:proofErr w:type="spellEnd"/>
+      <w:r>
+        <w:t xml:space="preserve"> cats have mosaicism, however not all are intersex. Think how all squares have 4 sides but not all shapes with 4 sides are a square. </w:t>
+      </w:r>
+    </w:p>
+    <w:p>
+      <w:r>
+        <w:rPr>
+          <w:b/>
+          <w:bCs/>
+        </w:rPr>
+        <w:t>Aneuploidy:</w:t>
+      </w:r>
+      <w:r>
+        <w:t xml:space="preserve"> this encapsulates chromosomal differences, specifically incidents of trisomy and the like. For example, XXY, XXX or XO sex chromosomes. </w:t>
+      </w:r>
+    </w:p>
+    <w:p>
+      <w:r>
+        <w:rPr>
+          <w:b/>
+          <w:bCs/>
+        </w:rPr>
+        <w:t>Excess testosterone:</w:t>
+      </w:r>
+      <w:r>
+        <w:rPr>
+          <w:b/>
+          <w:bCs/>
+        </w:rPr>
+        <w:t xml:space="preserve"> </w:t>
+      </w:r>
+      <w:r>
+        <w:t xml:space="preserve">this is seen in both cats and more commonly in lions! In this case, an XX cat develops traditionally XY male characteristics (in lions, this can be a mane) </w:t>
+      </w:r>
+    </w:p>
+    <w:p>
+      <w:r>
+        <w:rPr>
+          <w:b/>
+          <w:bCs/>
+        </w:rPr>
+        <w:t xml:space="preserve">Testosterone deficiency: </w:t>
+      </w:r>
+      <w:r>
+        <w:t>Literally thus refers to XY cats with a lack of testosterone, but it also includes when an XY cat develops as AFAB due to a lack of testosterone receptors.</w:t>
+      </w:r>
+    </w:p>
+    <w:p>
+      <w:pPr>
+        <w:rPr>
+          <w:b/>
+          <w:i/>
+        </w:rPr>
+      </w:pPr>
       <w:bookmarkStart w:id="0" w:name="_GoBack"/>
       <w:bookmarkEnd w:id="0"/>
     </w:p>
